--- a/assets/docs/lop5/Tin hoc - Lop 5.docx
+++ b/assets/docs/lop5/Tin hoc - Lop 5.docx
@@ -630,6 +630,7 @@
               <w:bottom w:val="single" w:sz="8" w:space="0" w:color="000000"/>
             </w:tcBorders>
             <w:vAlign w:val="center"/>
+            <w:vMerge w:val="restart"/>
           </w:tcPr>
           <w:p>
             <w:pPr>
@@ -708,7 +709,7 @@
                 <w:rFonts w:ascii="Times New Roman" w:hAnsi="Times New Roman" w:eastAsia="Times New Roman"/>
                 <w:sz w:val="17"/>
               </w:rPr>
-              <w:t xml:space="preserve">NLS-ST: thực hành tạo/sửa sản phẩm số theo hướng dẫn.</w:t>
+              <w:t xml:space="preserve">NLS-GQVĐ (Cơ bản 2): 5.2.CB2a: Xác định được nhu cầu cá nhân.</w:t>
             </w:r>
           </w:p>
         </w:tc>
@@ -765,19 +766,13 @@
               <w:bottom w:val="single" w:sz="8" w:space="0" w:color="000000"/>
             </w:tcBorders>
             <w:vAlign w:val="center"/>
-          </w:tcPr>
-          <w:p>
-            <w:pPr>
-              <w:spacing w:after="0" w:line="240" w:lineRule="auto"/>
-              <w:jc w:val="left"/>
-            </w:pPr>
-            <w:r>
-              <w:rPr>
-                <w:rFonts w:ascii="Times New Roman" w:hAnsi="Times New Roman" w:eastAsia="Times New Roman"/>
-                <w:sz w:val="18"/>
-              </w:rPr>
-              <w:t xml:space="preserve"/>
-            </w:r>
+            <w:vMerge/>
+          </w:tcPr>
+          <w:p>
+            <w:pPr>
+              <w:spacing w:after="0" w:line="240" w:lineRule="auto"/>
+              <w:jc w:val="left"/>
+            </w:pPr>
           </w:p>
         </w:tc>
         <w:tc>
@@ -842,7 +837,7 @@
                 <w:rFonts w:ascii="Times New Roman" w:hAnsi="Times New Roman" w:eastAsia="Times New Roman"/>
                 <w:sz w:val="17"/>
               </w:rPr>
-              <w:t xml:space="preserve">NLS-ST: thực hành tạo/sửa sản phẩm số theo hướng dẫn.</w:t>
+              <w:t xml:space="preserve">NLS-GQVĐ (Cơ bản 2): 5.2.CB2b: Nhận ra được các công cụ số đơn giản và các giải pháp công nghệ có thể có để giải quyết những nhu cầu đó.</w:t>
             </w:r>
           </w:p>
         </w:tc>
@@ -899,6 +894,7 @@
               <w:bottom w:val="single" w:sz="8" w:space="0" w:color="000000"/>
             </w:tcBorders>
             <w:vAlign w:val="center"/>
+            <w:vMerge w:val="restart"/>
           </w:tcPr>
           <w:p>
             <w:pPr>
@@ -967,6 +963,45 @@
             </w:tcBorders>
             <w:vAlign w:val="center"/>
           </w:tcPr>
+          <w:p>
+            <w:pPr>
+              <w:spacing w:after="0" w:line="240" w:lineRule="auto"/>
+              <w:jc w:val="left"/>
+            </w:pPr>
+            <w:r>
+              <w:rPr>
+                <w:rFonts w:ascii="Times New Roman" w:hAnsi="Times New Roman" w:eastAsia="Times New Roman"/>
+                <w:sz w:val="17"/>
+              </w:rPr>
+              <w:t xml:space="preserve">NLS-KT (Cơ bản 2): CB2a: Xác định được nhu cầu thông tin.</w:t>
+            </w:r>
+          </w:p>
+          <w:p>
+            <w:pPr>
+              <w:spacing w:after="0" w:line="240" w:lineRule="auto"/>
+              <w:jc w:val="left"/>
+            </w:pPr>
+            <w:r>
+              <w:rPr>
+                <w:rFonts w:ascii="Times New Roman" w:hAnsi="Times New Roman" w:eastAsia="Times New Roman"/>
+                <w:sz w:val="17"/>
+              </w:rPr>
+              <w:t xml:space="preserve">NLS-KT (Cơ bản 2): CB2b: Tìm được dữ liệu, thông tin và nội dung thông qua tìm kiếm đơn giản trong môi trường số.</w:t>
+            </w:r>
+          </w:p>
+          <w:p>
+            <w:pPr>
+              <w:spacing w:after="0" w:line="240" w:lineRule="auto"/>
+              <w:jc w:val="left"/>
+            </w:pPr>
+            <w:r>
+              <w:rPr>
+                <w:rFonts w:ascii="Times New Roman" w:hAnsi="Times New Roman" w:eastAsia="Times New Roman"/>
+                <w:sz w:val="17"/>
+              </w:rPr>
+              <w:t xml:space="preserve">NLS-KT (Cơ bản 2): 1.1.CB2c: Tìm được cách truy cập những dữ liệu, thông tin và nội dung này cũng như điều hướng giữa chúng.</w:t>
+            </w:r>
+          </w:p>
           <w:p>
             <w:pPr>
               <w:spacing w:after="0" w:line="240" w:lineRule="auto"/>
@@ -1034,19 +1069,13 @@
               <w:bottom w:val="single" w:sz="8" w:space="0" w:color="000000"/>
             </w:tcBorders>
             <w:vAlign w:val="center"/>
-          </w:tcPr>
-          <w:p>
-            <w:pPr>
-              <w:spacing w:after="0" w:line="240" w:lineRule="auto"/>
-              <w:jc w:val="left"/>
-            </w:pPr>
-            <w:r>
-              <w:rPr>
-                <w:rFonts w:ascii="Times New Roman" w:hAnsi="Times New Roman" w:eastAsia="Times New Roman"/>
-                <w:sz w:val="18"/>
-              </w:rPr>
-              <w:t xml:space="preserve"/>
-            </w:r>
+            <w:vMerge/>
+          </w:tcPr>
+          <w:p>
+            <w:pPr>
+              <w:spacing w:after="0" w:line="240" w:lineRule="auto"/>
+              <w:jc w:val="left"/>
+            </w:pPr>
           </w:p>
         </w:tc>
         <w:tc>
@@ -1101,6 +1130,71 @@
             </w:tcBorders>
             <w:vAlign w:val="center"/>
           </w:tcPr>
+          <w:p>
+            <w:pPr>
+              <w:spacing w:after="0" w:line="240" w:lineRule="auto"/>
+              <w:jc w:val="left"/>
+            </w:pPr>
+            <w:r>
+              <w:rPr>
+                <w:rFonts w:ascii="Times New Roman" w:hAnsi="Times New Roman" w:eastAsia="Times New Roman"/>
+                <w:sz w:val="17"/>
+              </w:rPr>
+              <w:t xml:space="preserve">NLS-KT (Cơ bản 2): CB2a: Phát hiện được độ tin cậy và độ chính xác của các nguồn chung của dữ liệu, thông tin và nội dung số.</w:t>
+            </w:r>
+          </w:p>
+          <w:p>
+            <w:pPr>
+              <w:spacing w:after="0" w:line="240" w:lineRule="auto"/>
+              <w:jc w:val="left"/>
+            </w:pPr>
+            <w:r>
+              <w:rPr>
+                <w:rFonts w:ascii="Times New Roman" w:hAnsi="Times New Roman" w:eastAsia="Times New Roman"/>
+                <w:sz w:val="17"/>
+              </w:rPr>
+              <w:t xml:space="preserve">NLS-GT (Cơ bản 2): 2.1.CB2a: Lựa chọn được các công nghệ số đơn giản để tương tác.</w:t>
+            </w:r>
+          </w:p>
+          <w:p>
+            <w:pPr>
+              <w:spacing w:after="0" w:line="240" w:lineRule="auto"/>
+              <w:jc w:val="left"/>
+            </w:pPr>
+            <w:r>
+              <w:rPr>
+                <w:rFonts w:ascii="Times New Roman" w:hAnsi="Times New Roman" w:eastAsia="Times New Roman"/>
+                <w:sz w:val="17"/>
+              </w:rPr>
+              <w:t xml:space="preserve">NLS-GT (Cơ bản 2): 2.1.CB2b: Xác định được các phương tiện giao tiếp đơn giản thích hợp cho một bối cảnh cụ thể.</w:t>
+            </w:r>
+          </w:p>
+          <w:p>
+            <w:pPr>
+              <w:spacing w:after="0" w:line="240" w:lineRule="auto"/>
+              <w:jc w:val="left"/>
+            </w:pPr>
+            <w:r>
+              <w:rPr>
+                <w:rFonts w:ascii="Times New Roman" w:hAnsi="Times New Roman" w:eastAsia="Times New Roman"/>
+                <w:sz w:val="17"/>
+              </w:rPr>
+              <w:t xml:space="preserve">NLS-GT (Cơ bản 2): 2.2.CB2a: Nhận biết được các công nghệ số đơn giản, phù hợp để chia sẻ dữ liệu, thông tin và nội dung kỹ thuật số.</w:t>
+            </w:r>
+          </w:p>
+          <w:p>
+            <w:pPr>
+              <w:spacing w:after="0" w:line="240" w:lineRule="auto"/>
+              <w:jc w:val="left"/>
+            </w:pPr>
+            <w:r>
+              <w:rPr>
+                <w:rFonts w:ascii="Times New Roman" w:hAnsi="Times New Roman" w:eastAsia="Times New Roman"/>
+                <w:sz w:val="17"/>
+              </w:rPr>
+              <w:t xml:space="preserve">NLS-GT (Cơ bản 2): 2.4.CB2a: Chọn được những công cụ và công nghệ số đơn giản cho các quá trình cộng tác.</w:t>
+            </w:r>
+          </w:p>
           <w:p>
             <w:pPr>
               <w:spacing w:after="0" w:line="240" w:lineRule="auto"/>
@@ -1168,6 +1262,7 @@
               <w:bottom w:val="single" w:sz="8" w:space="0" w:color="000000"/>
             </w:tcBorders>
             <w:vAlign w:val="center"/>
+            <w:vMerge w:val="restart"/>
           </w:tcPr>
           <w:p>
             <w:pPr>
@@ -1236,6 +1331,32 @@
             </w:tcBorders>
             <w:vAlign w:val="center"/>
           </w:tcPr>
+          <w:p>
+            <w:pPr>
+              <w:spacing w:after="0" w:line="240" w:lineRule="auto"/>
+              <w:jc w:val="left"/>
+            </w:pPr>
+            <w:r>
+              <w:rPr>
+                <w:rFonts w:ascii="Times New Roman" w:hAnsi="Times New Roman" w:eastAsia="Times New Roman"/>
+                <w:sz w:val="17"/>
+              </w:rPr>
+              <w:t xml:space="preserve">NLS-KT (Cơ bản 2): CB2a: Xác định được nhu cầu thông tin.</w:t>
+            </w:r>
+          </w:p>
+          <w:p>
+            <w:pPr>
+              <w:spacing w:after="0" w:line="240" w:lineRule="auto"/>
+              <w:jc w:val="left"/>
+            </w:pPr>
+            <w:r>
+              <w:rPr>
+                <w:rFonts w:ascii="Times New Roman" w:hAnsi="Times New Roman" w:eastAsia="Times New Roman"/>
+                <w:sz w:val="17"/>
+              </w:rPr>
+              <w:t xml:space="preserve">NLS-KT (Cơ bản 2): 1.1.CB2b: Tìm được dữ liệu, thông tin và nội dung thông qua tìm kiếm đơn giản trong môi trường số.</w:t>
+            </w:r>
+          </w:p>
           <w:p>
             <w:pPr>
               <w:spacing w:after="0" w:line="240" w:lineRule="auto"/>
@@ -1303,19 +1424,13 @@
               <w:bottom w:val="single" w:sz="8" w:space="0" w:color="000000"/>
             </w:tcBorders>
             <w:vAlign w:val="center"/>
-          </w:tcPr>
-          <w:p>
-            <w:pPr>
-              <w:spacing w:after="0" w:line="240" w:lineRule="auto"/>
-              <w:jc w:val="left"/>
-            </w:pPr>
-            <w:r>
-              <w:rPr>
-                <w:rFonts w:ascii="Times New Roman" w:hAnsi="Times New Roman" w:eastAsia="Times New Roman"/>
-                <w:sz w:val="18"/>
-              </w:rPr>
-              <w:t xml:space="preserve"/>
-            </w:r>
+            <w:vMerge/>
+          </w:tcPr>
+          <w:p>
+            <w:pPr>
+              <w:spacing w:after="0" w:line="240" w:lineRule="auto"/>
+              <w:jc w:val="left"/>
+            </w:pPr>
           </w:p>
         </w:tc>
         <w:tc>
@@ -1370,6 +1485,19 @@
             </w:tcBorders>
             <w:vAlign w:val="center"/>
           </w:tcPr>
+          <w:p>
+            <w:pPr>
+              <w:spacing w:after="0" w:line="240" w:lineRule="auto"/>
+              <w:jc w:val="left"/>
+            </w:pPr>
+            <w:r>
+              <w:rPr>
+                <w:rFonts w:ascii="Times New Roman" w:hAnsi="Times New Roman" w:eastAsia="Times New Roman"/>
+                <w:sz w:val="17"/>
+              </w:rPr>
+              <w:t xml:space="preserve">NLS-KT (Cơ bản 2): 1.1.CB2c: Tìm được cách truy cập những dữ liệu, thông tin và nội dung này cũng như điều hướng giữa chúng.</w:t>
+            </w:r>
+          </w:p>
           <w:p>
             <w:pPr>
               <w:spacing w:after="0" w:line="240" w:lineRule="auto"/>
@@ -1437,19 +1565,13 @@
               <w:bottom w:val="single" w:sz="8" w:space="0" w:color="000000"/>
             </w:tcBorders>
             <w:vAlign w:val="center"/>
-          </w:tcPr>
-          <w:p>
-            <w:pPr>
-              <w:spacing w:after="0" w:line="240" w:lineRule="auto"/>
-              <w:jc w:val="left"/>
-            </w:pPr>
-            <w:r>
-              <w:rPr>
-                <w:rFonts w:ascii="Times New Roman" w:hAnsi="Times New Roman" w:eastAsia="Times New Roman"/>
-                <w:sz w:val="18"/>
-              </w:rPr>
-              <w:t xml:space="preserve"/>
-            </w:r>
+            <w:vMerge/>
+          </w:tcPr>
+          <w:p>
+            <w:pPr>
+              <w:spacing w:after="0" w:line="240" w:lineRule="auto"/>
+              <w:jc w:val="left"/>
+            </w:pPr>
           </w:p>
         </w:tc>
         <w:tc>
@@ -1514,6 +1636,7 @@
                 <w:rFonts w:ascii="Times New Roman" w:hAnsi="Times New Roman" w:eastAsia="Times New Roman"/>
                 <w:sz w:val="17"/>
               </w:rPr>
+              <w:t xml:space="preserve">NLS-AT (Cơ bản 2): 4.2.CB2a: Lựa chọn được những cách thức đơn giản để bảo vệ dữ liệu cá nhân và quyền riêng tư trong môi trường số.</w:t>
             </w:r>
           </w:p>
         </w:tc>
@@ -1570,19 +1693,13 @@
               <w:bottom w:val="single" w:sz="8" w:space="0" w:color="000000"/>
             </w:tcBorders>
             <w:vAlign w:val="center"/>
-          </w:tcPr>
-          <w:p>
-            <w:pPr>
-              <w:spacing w:after="0" w:line="240" w:lineRule="auto"/>
-              <w:jc w:val="left"/>
-            </w:pPr>
-            <w:r>
-              <w:rPr>
-                <w:rFonts w:ascii="Times New Roman" w:hAnsi="Times New Roman" w:eastAsia="Times New Roman"/>
-                <w:sz w:val="18"/>
-              </w:rPr>
-              <w:t xml:space="preserve"/>
-            </w:r>
+            <w:vMerge/>
+          </w:tcPr>
+          <w:p>
+            <w:pPr>
+              <w:spacing w:after="0" w:line="240" w:lineRule="auto"/>
+              <w:jc w:val="left"/>
+            </w:pPr>
           </w:p>
         </w:tc>
         <w:tc>
@@ -1647,6 +1764,7 @@
                 <w:rFonts w:ascii="Times New Roman" w:hAnsi="Times New Roman" w:eastAsia="Times New Roman"/>
                 <w:sz w:val="17"/>
               </w:rPr>
+              <w:t xml:space="preserve">NLS-AT (Cơ bản 2): 4.2.CB2b: Nhận biết được các cách sử dụng và chia sẻ thông tin định danh cá nhân một cách an toàn, có khả năng bảo vệ bản thân và người khác.</w:t>
             </w:r>
           </w:p>
         </w:tc>
@@ -1703,6 +1821,7 @@
               <w:bottom w:val="single" w:sz="8" w:space="0" w:color="000000"/>
             </w:tcBorders>
             <w:vAlign w:val="center"/>
+            <w:vMerge w:val="restart"/>
           </w:tcPr>
           <w:p>
             <w:pPr>
@@ -1838,19 +1957,13 @@
               <w:bottom w:val="single" w:sz="8" w:space="0" w:color="000000"/>
             </w:tcBorders>
             <w:vAlign w:val="center"/>
-          </w:tcPr>
-          <w:p>
-            <w:pPr>
-              <w:spacing w:after="0" w:line="240" w:lineRule="auto"/>
-              <w:jc w:val="left"/>
-            </w:pPr>
-            <w:r>
-              <w:rPr>
-                <w:rFonts w:ascii="Times New Roman" w:hAnsi="Times New Roman" w:eastAsia="Times New Roman"/>
-                <w:sz w:val="18"/>
-              </w:rPr>
-              <w:t xml:space="preserve"/>
-            </w:r>
+            <w:vMerge/>
+          </w:tcPr>
+          <w:p>
+            <w:pPr>
+              <w:spacing w:after="0" w:line="240" w:lineRule="auto"/>
+              <w:jc w:val="left"/>
+            </w:pPr>
           </w:p>
         </w:tc>
         <w:tc>
@@ -1972,6 +2085,7 @@
               <w:bottom w:val="single" w:sz="8" w:space="0" w:color="000000"/>
             </w:tcBorders>
             <w:vAlign w:val="center"/>
+            <w:vMerge w:val="restart"/>
           </w:tcPr>
           <w:p>
             <w:pPr>
@@ -2107,19 +2221,13 @@
               <w:bottom w:val="single" w:sz="8" w:space="0" w:color="000000"/>
             </w:tcBorders>
             <w:vAlign w:val="center"/>
-          </w:tcPr>
-          <w:p>
-            <w:pPr>
-              <w:spacing w:after="0" w:line="240" w:lineRule="auto"/>
-              <w:jc w:val="left"/>
-            </w:pPr>
-            <w:r>
-              <w:rPr>
-                <w:rFonts w:ascii="Times New Roman" w:hAnsi="Times New Roman" w:eastAsia="Times New Roman"/>
-                <w:sz w:val="18"/>
-              </w:rPr>
-              <w:t xml:space="preserve"/>
-            </w:r>
+            <w:vMerge/>
+          </w:tcPr>
+          <w:p>
+            <w:pPr>
+              <w:spacing w:after="0" w:line="240" w:lineRule="auto"/>
+              <w:jc w:val="left"/>
+            </w:pPr>
           </w:p>
         </w:tc>
         <w:tc>
@@ -2241,19 +2349,13 @@
               <w:bottom w:val="single" w:sz="8" w:space="0" w:color="000000"/>
             </w:tcBorders>
             <w:vAlign w:val="center"/>
-          </w:tcPr>
-          <w:p>
-            <w:pPr>
-              <w:spacing w:after="0" w:line="240" w:lineRule="auto"/>
-              <w:jc w:val="left"/>
-            </w:pPr>
-            <w:r>
-              <w:rPr>
-                <w:rFonts w:ascii="Times New Roman" w:hAnsi="Times New Roman" w:eastAsia="Times New Roman"/>
-                <w:sz w:val="18"/>
-              </w:rPr>
-              <w:t xml:space="preserve"/>
-            </w:r>
+            <w:vMerge/>
+          </w:tcPr>
+          <w:p>
+            <w:pPr>
+              <w:spacing w:after="0" w:line="240" w:lineRule="auto"/>
+              <w:jc w:val="left"/>
+            </w:pPr>
           </w:p>
         </w:tc>
         <w:tc>
@@ -2318,7 +2420,20 @@
                 <w:rFonts w:ascii="Times New Roman" w:hAnsi="Times New Roman" w:eastAsia="Times New Roman"/>
                 <w:sz w:val="17"/>
               </w:rPr>
-              <w:t xml:space="preserve">NLS-ST: thực hành tạo/sửa sản phẩm số theo hướng dẫn.</w:t>
+              <w:t xml:space="preserve">NLS-ST (Cơ bản 2): 3.1.CB2a: Xác định được các cách tạo và chỉnh sửa nội dung đơn giản ở các định dạng đơn giản.</w:t>
+            </w:r>
+          </w:p>
+          <w:p>
+            <w:pPr>
+              <w:spacing w:after="0" w:line="240" w:lineRule="auto"/>
+              <w:jc w:val="left"/>
+            </w:pPr>
+            <w:r>
+              <w:rPr>
+                <w:rFonts w:ascii="Times New Roman" w:hAnsi="Times New Roman" w:eastAsia="Times New Roman"/>
+                <w:sz w:val="17"/>
+              </w:rPr>
+              <w:t xml:space="preserve">NLS-ST (Cơ bản 2): 3.1.CB2b: Chọn được cách thể hiện bản thân thông qua việc tạo ra các nội dung số đơn giản</w:t>
             </w:r>
           </w:p>
         </w:tc>
@@ -2375,19 +2490,13 @@
               <w:bottom w:val="single" w:sz="8" w:space="0" w:color="000000"/>
             </w:tcBorders>
             <w:vAlign w:val="center"/>
-          </w:tcPr>
-          <w:p>
-            <w:pPr>
-              <w:spacing w:after="0" w:line="240" w:lineRule="auto"/>
-              <w:jc w:val="left"/>
-            </w:pPr>
-            <w:r>
-              <w:rPr>
-                <w:rFonts w:ascii="Times New Roman" w:hAnsi="Times New Roman" w:eastAsia="Times New Roman"/>
-                <w:sz w:val="18"/>
-              </w:rPr>
-              <w:t xml:space="preserve"/>
-            </w:r>
+            <w:vMerge/>
+          </w:tcPr>
+          <w:p>
+            <w:pPr>
+              <w:spacing w:after="0" w:line="240" w:lineRule="auto"/>
+              <w:jc w:val="left"/>
+            </w:pPr>
           </w:p>
         </w:tc>
         <w:tc>
@@ -2452,7 +2561,20 @@
                 <w:rFonts w:ascii="Times New Roman" w:hAnsi="Times New Roman" w:eastAsia="Times New Roman"/>
                 <w:sz w:val="17"/>
               </w:rPr>
-              <w:t xml:space="preserve">NLS-ST: thực hành tạo/sửa sản phẩm số theo hướng dẫn.</w:t>
+              <w:t xml:space="preserve">NLS-ST (Cơ bản 2): 3.1.CB2a: Xác định được các cách tạo và chỉnh sửa nội dung đơn giản ở các định dạng đơn giản.</w:t>
+            </w:r>
+          </w:p>
+          <w:p>
+            <w:pPr>
+              <w:spacing w:after="0" w:line="240" w:lineRule="auto"/>
+              <w:jc w:val="left"/>
+            </w:pPr>
+            <w:r>
+              <w:rPr>
+                <w:rFonts w:ascii="Times New Roman" w:hAnsi="Times New Roman" w:eastAsia="Times New Roman"/>
+                <w:sz w:val="17"/>
+              </w:rPr>
+              <w:t xml:space="preserve">NLS-ST (Cơ bản 2): 3.1.CB2b: Chọn được cách thể hiện bản thân thông qua việc tạo ra các nội dung số đơn giản</w:t>
             </w:r>
           </w:p>
         </w:tc>
@@ -2509,19 +2631,13 @@
               <w:bottom w:val="single" w:sz="8" w:space="0" w:color="000000"/>
             </w:tcBorders>
             <w:vAlign w:val="center"/>
-          </w:tcPr>
-          <w:p>
-            <w:pPr>
-              <w:spacing w:after="0" w:line="240" w:lineRule="auto"/>
-              <w:jc w:val="left"/>
-            </w:pPr>
-            <w:r>
-              <w:rPr>
-                <w:rFonts w:ascii="Times New Roman" w:hAnsi="Times New Roman" w:eastAsia="Times New Roman"/>
-                <w:sz w:val="18"/>
-              </w:rPr>
-              <w:t xml:space="preserve"/>
-            </w:r>
+            <w:vMerge/>
+          </w:tcPr>
+          <w:p>
+            <w:pPr>
+              <w:spacing w:after="0" w:line="240" w:lineRule="auto"/>
+              <w:jc w:val="left"/>
+            </w:pPr>
           </w:p>
         </w:tc>
         <w:tc>
@@ -2643,19 +2759,13 @@
               <w:bottom w:val="single" w:sz="8" w:space="0" w:color="000000"/>
             </w:tcBorders>
             <w:vAlign w:val="center"/>
-          </w:tcPr>
-          <w:p>
-            <w:pPr>
-              <w:spacing w:after="0" w:line="240" w:lineRule="auto"/>
-              <w:jc w:val="left"/>
-            </w:pPr>
-            <w:r>
-              <w:rPr>
-                <w:rFonts w:ascii="Times New Roman" w:hAnsi="Times New Roman" w:eastAsia="Times New Roman"/>
-                <w:sz w:val="18"/>
-              </w:rPr>
-              <w:t xml:space="preserve"/>
-            </w:r>
+            <w:vMerge/>
+          </w:tcPr>
+          <w:p>
+            <w:pPr>
+              <w:spacing w:after="0" w:line="240" w:lineRule="auto"/>
+              <w:jc w:val="left"/>
+            </w:pPr>
           </w:p>
         </w:tc>
         <w:tc>
@@ -2776,6 +2886,7 @@
               <w:bottom w:val="single" w:sz="8" w:space="0" w:color="000000"/>
             </w:tcBorders>
             <w:vAlign w:val="center"/>
+            <w:vMerge w:val="restart"/>
           </w:tcPr>
           <w:p>
             <w:pPr>
@@ -2910,19 +3021,13 @@
               <w:bottom w:val="single" w:sz="8" w:space="0" w:color="000000"/>
             </w:tcBorders>
             <w:vAlign w:val="center"/>
-          </w:tcPr>
-          <w:p>
-            <w:pPr>
-              <w:spacing w:after="0" w:line="240" w:lineRule="auto"/>
-              <w:jc w:val="left"/>
-            </w:pPr>
-            <w:r>
-              <w:rPr>
-                <w:rFonts w:ascii="Times New Roman" w:hAnsi="Times New Roman" w:eastAsia="Times New Roman"/>
-                <w:sz w:val="18"/>
-              </w:rPr>
-              <w:t xml:space="preserve"/>
-            </w:r>
+            <w:vMerge/>
+          </w:tcPr>
+          <w:p>
+            <w:pPr>
+              <w:spacing w:after="0" w:line="240" w:lineRule="auto"/>
+              <w:jc w:val="left"/>
+            </w:pPr>
           </w:p>
         </w:tc>
         <w:tc>
@@ -3069,6 +3174,7 @@
               <w:bottom w:val="single" w:sz="8" w:space="0" w:color="000000"/>
             </w:tcBorders>
             <w:vAlign w:val="center"/>
+            <w:vMerge w:val="restart"/>
           </w:tcPr>
           <w:p>
             <w:pPr>
@@ -3137,6 +3243,32 @@
             </w:tcBorders>
             <w:vAlign w:val="center"/>
           </w:tcPr>
+          <w:p>
+            <w:pPr>
+              <w:spacing w:after="0" w:line="240" w:lineRule="auto"/>
+              <w:jc w:val="left"/>
+            </w:pPr>
+            <w:r>
+              <w:rPr>
+                <w:rFonts w:ascii="Times New Roman" w:hAnsi="Times New Roman" w:eastAsia="Times New Roman"/>
+                <w:sz w:val="17"/>
+              </w:rPr>
+              <w:t xml:space="preserve">NLS-ST (Cơ bản 2): 3.1.CB2a: Xác định được các cách tạo và chỉnh sửa nội dung đơn giản ở các định dạng đơn giản.</w:t>
+            </w:r>
+          </w:p>
+          <w:p>
+            <w:pPr>
+              <w:spacing w:after="0" w:line="240" w:lineRule="auto"/>
+              <w:jc w:val="left"/>
+            </w:pPr>
+            <w:r>
+              <w:rPr>
+                <w:rFonts w:ascii="Times New Roman" w:hAnsi="Times New Roman" w:eastAsia="Times New Roman"/>
+                <w:sz w:val="17"/>
+              </w:rPr>
+              <w:t xml:space="preserve">NLS-ST (Cơ bản 2): 3.1.CB2b: Chọn được cách thể hiện bản thân thông qua việc tạo ra các nội dung số đơn giản.</w:t>
+            </w:r>
+          </w:p>
           <w:p>
             <w:pPr>
               <w:spacing w:after="0" w:line="240" w:lineRule="auto"/>
@@ -3204,6 +3336,7 @@
               <w:bottom w:val="single" w:sz="8" w:space="0" w:color="000000"/>
             </w:tcBorders>
             <w:vAlign w:val="center"/>
+            <w:vMerge w:val="restart"/>
           </w:tcPr>
           <w:p>
             <w:pPr>
@@ -3282,7 +3415,7 @@
                 <w:rFonts w:ascii="Times New Roman" w:hAnsi="Times New Roman" w:eastAsia="Times New Roman"/>
                 <w:sz w:val="17"/>
               </w:rPr>
-              <w:t xml:space="preserve">NLS-ST: thực hành tạo/sửa sản phẩm số theo hướng dẫn.</w:t>
+              <w:t xml:space="preserve">NLS-ST (Cơ bản 2): 3.4.CB2a: Liệt kê được các hướng dẫn đơn giản để hệ thống máy tính giải quyết một vấn đề đơn giản hoặc thực hiện một nhiệm vụ đơn giản.</w:t>
             </w:r>
           </w:p>
         </w:tc>
@@ -3339,19 +3472,13 @@
               <w:bottom w:val="single" w:sz="8" w:space="0" w:color="000000"/>
             </w:tcBorders>
             <w:vAlign w:val="center"/>
-          </w:tcPr>
-          <w:p>
-            <w:pPr>
-              <w:spacing w:after="0" w:line="240" w:lineRule="auto"/>
-              <w:jc w:val="left"/>
-            </w:pPr>
-            <w:r>
-              <w:rPr>
-                <w:rFonts w:ascii="Times New Roman" w:hAnsi="Times New Roman" w:eastAsia="Times New Roman"/>
-                <w:sz w:val="18"/>
-              </w:rPr>
-              <w:t xml:space="preserve"/>
-            </w:r>
+            <w:vMerge/>
+          </w:tcPr>
+          <w:p>
+            <w:pPr>
+              <w:spacing w:after="0" w:line="240" w:lineRule="auto"/>
+              <w:jc w:val="left"/>
+            </w:pPr>
           </w:p>
         </w:tc>
         <w:tc>
@@ -3416,7 +3543,7 @@
                 <w:rFonts w:ascii="Times New Roman" w:hAnsi="Times New Roman" w:eastAsia="Times New Roman"/>
                 <w:sz w:val="17"/>
               </w:rPr>
-              <w:t xml:space="preserve">NLS-ST: thực hành tạo/sửa sản phẩm số theo hướng dẫn.</w:t>
+              <w:t xml:space="preserve">NLS-ST (Cơ bản 2): 3.4.CB2a: Liệt kê được các hướng dẫn đơn giản để hệ thống máy tính giải quyết một vấn đề đơn giản hoặc thực hiện một nhiệm vụ đơn giản.</w:t>
             </w:r>
           </w:p>
         </w:tc>
@@ -3473,19 +3600,13 @@
               <w:bottom w:val="single" w:sz="8" w:space="0" w:color="000000"/>
             </w:tcBorders>
             <w:vAlign w:val="center"/>
-          </w:tcPr>
-          <w:p>
-            <w:pPr>
-              <w:spacing w:after="0" w:line="240" w:lineRule="auto"/>
-              <w:jc w:val="left"/>
-            </w:pPr>
-            <w:r>
-              <w:rPr>
-                <w:rFonts w:ascii="Times New Roman" w:hAnsi="Times New Roman" w:eastAsia="Times New Roman"/>
-                <w:sz w:val="18"/>
-              </w:rPr>
-              <w:t xml:space="preserve"/>
-            </w:r>
+            <w:vMerge/>
+          </w:tcPr>
+          <w:p>
+            <w:pPr>
+              <w:spacing w:after="0" w:line="240" w:lineRule="auto"/>
+              <w:jc w:val="left"/>
+            </w:pPr>
           </w:p>
         </w:tc>
         <w:tc>
@@ -3550,6 +3671,7 @@
                 <w:rFonts w:ascii="Times New Roman" w:hAnsi="Times New Roman" w:eastAsia="Times New Roman"/>
                 <w:sz w:val="17"/>
               </w:rPr>
+              <w:t xml:space="preserve">NLS-ST (Cơ bản 2): 3.4.CB2a: Liệt kê được các hướng dẫn đơn giản để hệ thống máy tính giải quyết một vấn đề đơn giản hoặc thực hiện một nhiệm vụ đơn giản.</w:t>
             </w:r>
           </w:p>
         </w:tc>
@@ -3606,19 +3728,13 @@
               <w:bottom w:val="single" w:sz="8" w:space="0" w:color="000000"/>
             </w:tcBorders>
             <w:vAlign w:val="center"/>
-          </w:tcPr>
-          <w:p>
-            <w:pPr>
-              <w:spacing w:after="0" w:line="240" w:lineRule="auto"/>
-              <w:jc w:val="left"/>
-            </w:pPr>
-            <w:r>
-              <w:rPr>
-                <w:rFonts w:ascii="Times New Roman" w:hAnsi="Times New Roman" w:eastAsia="Times New Roman"/>
-                <w:sz w:val="18"/>
-              </w:rPr>
-              <w:t xml:space="preserve"/>
-            </w:r>
+            <w:vMerge/>
+          </w:tcPr>
+          <w:p>
+            <w:pPr>
+              <w:spacing w:after="0" w:line="240" w:lineRule="auto"/>
+              <w:jc w:val="left"/>
+            </w:pPr>
           </w:p>
         </w:tc>
         <w:tc>
@@ -3683,6 +3799,7 @@
                 <w:rFonts w:ascii="Times New Roman" w:hAnsi="Times New Roman" w:eastAsia="Times New Roman"/>
                 <w:sz w:val="17"/>
               </w:rPr>
+              <w:t xml:space="preserve">NLS-ST (Cơ bản 2): 3.4.CB2a: Liệt kê được các hướng dẫn đơn giản để hệ thống máy tính giải quyết một vấn đề đơn giản hoặc thực hiện một nhiệm vụ đơn giản.</w:t>
             </w:r>
           </w:p>
         </w:tc>
@@ -3739,19 +3856,13 @@
               <w:bottom w:val="single" w:sz="8" w:space="0" w:color="000000"/>
             </w:tcBorders>
             <w:vAlign w:val="center"/>
-          </w:tcPr>
-          <w:p>
-            <w:pPr>
-              <w:spacing w:after="0" w:line="240" w:lineRule="auto"/>
-              <w:jc w:val="left"/>
-            </w:pPr>
-            <w:r>
-              <w:rPr>
-                <w:rFonts w:ascii="Times New Roman" w:hAnsi="Times New Roman" w:eastAsia="Times New Roman"/>
-                <w:sz w:val="18"/>
-              </w:rPr>
-              <w:t xml:space="preserve"/>
-            </w:r>
+            <w:vMerge/>
+          </w:tcPr>
+          <w:p>
+            <w:pPr>
+              <w:spacing w:after="0" w:line="240" w:lineRule="auto"/>
+              <w:jc w:val="left"/>
+            </w:pPr>
           </w:p>
         </w:tc>
         <w:tc>
@@ -3816,6 +3927,7 @@
                 <w:rFonts w:ascii="Times New Roman" w:hAnsi="Times New Roman" w:eastAsia="Times New Roman"/>
                 <w:sz w:val="17"/>
               </w:rPr>
+              <w:t xml:space="preserve">NLS-ST (Cơ bản 2): 3.4.CB2a: Liệt kê được các hướng dẫn đơn giản để hệ thống máy tính giải quyết một vấn đề đơn giản hoặc thực hiện một nhiệm vụ đơn giản.</w:t>
             </w:r>
           </w:p>
         </w:tc>
@@ -3872,19 +3984,13 @@
               <w:bottom w:val="single" w:sz="8" w:space="0" w:color="000000"/>
             </w:tcBorders>
             <w:vAlign w:val="center"/>
-          </w:tcPr>
-          <w:p>
-            <w:pPr>
-              <w:spacing w:after="0" w:line="240" w:lineRule="auto"/>
-              <w:jc w:val="left"/>
-            </w:pPr>
-            <w:r>
-              <w:rPr>
-                <w:rFonts w:ascii="Times New Roman" w:hAnsi="Times New Roman" w:eastAsia="Times New Roman"/>
-                <w:sz w:val="18"/>
-              </w:rPr>
-              <w:t xml:space="preserve"/>
-            </w:r>
+            <w:vMerge/>
+          </w:tcPr>
+          <w:p>
+            <w:pPr>
+              <w:spacing w:after="0" w:line="240" w:lineRule="auto"/>
+              <w:jc w:val="left"/>
+            </w:pPr>
           </w:p>
         </w:tc>
         <w:tc>
@@ -3949,6 +4055,7 @@
                 <w:rFonts w:ascii="Times New Roman" w:hAnsi="Times New Roman" w:eastAsia="Times New Roman"/>
                 <w:sz w:val="17"/>
               </w:rPr>
+              <w:t xml:space="preserve">NLS-ST (Cơ bản 2): 3.4.CB2a: Liệt kê được các hướng dẫn đơn giản để hệ thống máy tính giải quyết một vấn đề đơn giản hoặc thực hiện một nhiệm vụ đơn giản.</w:t>
             </w:r>
           </w:p>
         </w:tc>
@@ -4005,19 +4112,13 @@
               <w:bottom w:val="single" w:sz="8" w:space="0" w:color="000000"/>
             </w:tcBorders>
             <w:vAlign w:val="center"/>
-          </w:tcPr>
-          <w:p>
-            <w:pPr>
-              <w:spacing w:after="0" w:line="240" w:lineRule="auto"/>
-              <w:jc w:val="left"/>
-            </w:pPr>
-            <w:r>
-              <w:rPr>
-                <w:rFonts w:ascii="Times New Roman" w:hAnsi="Times New Roman" w:eastAsia="Times New Roman"/>
-                <w:sz w:val="18"/>
-              </w:rPr>
-              <w:t xml:space="preserve"/>
-            </w:r>
+            <w:vMerge/>
+          </w:tcPr>
+          <w:p>
+            <w:pPr>
+              <w:spacing w:after="0" w:line="240" w:lineRule="auto"/>
+              <w:jc w:val="left"/>
+            </w:pPr>
           </w:p>
         </w:tc>
         <w:tc>
@@ -4082,6 +4183,7 @@
                 <w:rFonts w:ascii="Times New Roman" w:hAnsi="Times New Roman" w:eastAsia="Times New Roman"/>
                 <w:sz w:val="17"/>
               </w:rPr>
+              <w:t xml:space="preserve">NLS-ST (Cơ bản 2): 3.4.CB2a: Liệt kê được các hướng dẫn đơn giản để hệ thống máy tính giải quyết một vấn đề đơn giản hoặc thực hiện một nhiệm vụ đơn giản.</w:t>
             </w:r>
           </w:p>
         </w:tc>
@@ -4138,19 +4240,13 @@
               <w:bottom w:val="single" w:sz="8" w:space="0" w:color="000000"/>
             </w:tcBorders>
             <w:vAlign w:val="center"/>
-          </w:tcPr>
-          <w:p>
-            <w:pPr>
-              <w:spacing w:after="0" w:line="240" w:lineRule="auto"/>
-              <w:jc w:val="left"/>
-            </w:pPr>
-            <w:r>
-              <w:rPr>
-                <w:rFonts w:ascii="Times New Roman" w:hAnsi="Times New Roman" w:eastAsia="Times New Roman"/>
-                <w:sz w:val="18"/>
-              </w:rPr>
-              <w:t xml:space="preserve"/>
-            </w:r>
+            <w:vMerge/>
+          </w:tcPr>
+          <w:p>
+            <w:pPr>
+              <w:spacing w:after="0" w:line="240" w:lineRule="auto"/>
+              <w:jc w:val="left"/>
+            </w:pPr>
           </w:p>
         </w:tc>
         <w:tc>
@@ -4215,6 +4311,7 @@
                 <w:rFonts w:ascii="Times New Roman" w:hAnsi="Times New Roman" w:eastAsia="Times New Roman"/>
                 <w:sz w:val="17"/>
               </w:rPr>
+              <w:t xml:space="preserve">NLS-ST (Cơ bản 2): 3.4.CB2a: Liệt kê được các hướng dẫn đơn giản để hệ thống máy tính giải quyết một vấn đề đơn giản hoặc thực hiện một nhiệm vụ đơn giản.</w:t>
             </w:r>
           </w:p>
         </w:tc>
@@ -4271,19 +4368,13 @@
               <w:bottom w:val="single" w:sz="8" w:space="0" w:color="000000"/>
             </w:tcBorders>
             <w:vAlign w:val="center"/>
-          </w:tcPr>
-          <w:p>
-            <w:pPr>
-              <w:spacing w:after="0" w:line="240" w:lineRule="auto"/>
-              <w:jc w:val="left"/>
-            </w:pPr>
-            <w:r>
-              <w:rPr>
-                <w:rFonts w:ascii="Times New Roman" w:hAnsi="Times New Roman" w:eastAsia="Times New Roman"/>
-                <w:sz w:val="18"/>
-              </w:rPr>
-              <w:t xml:space="preserve"/>
-            </w:r>
+            <w:vMerge/>
+          </w:tcPr>
+          <w:p>
+            <w:pPr>
+              <w:spacing w:after="0" w:line="240" w:lineRule="auto"/>
+              <w:jc w:val="left"/>
+            </w:pPr>
           </w:p>
         </w:tc>
         <w:tc>
@@ -4348,7 +4439,20 @@
                 <w:rFonts w:ascii="Times New Roman" w:hAnsi="Times New Roman" w:eastAsia="Times New Roman"/>
                 <w:sz w:val="17"/>
               </w:rPr>
-              <w:t>Bài học Stems: Bài - Lập trình trò chơi</w:t>
+              <w:t xml:space="preserve">NLS-ST (Cơ bản 2): 3.4.CB2a: Liệt kê được các hướng dẫn đơn giản để hệ thống máy tính giải quyết một vấn đề đơn giản hoặc thực hiện một nhiệm vụ đơn giản.</w:t>
+            </w:r>
+          </w:p>
+          <w:p>
+            <w:pPr>
+              <w:spacing w:after="0" w:line="240" w:lineRule="auto"/>
+              <w:jc w:val="left"/>
+            </w:pPr>
+            <w:r>
+              <w:rPr>
+                <w:rFonts w:ascii="Times New Roman" w:hAnsi="Times New Roman" w:eastAsia="Times New Roman"/>
+                <w:sz w:val="17"/>
+              </w:rPr>
+              <w:t xml:space="preserve">Bài học Stems: Bài - Lập trình trò chơi</w:t>
             </w:r>
           </w:p>
         </w:tc>
@@ -4405,19 +4509,13 @@
               <w:bottom w:val="single" w:sz="8" w:space="0" w:color="000000"/>
             </w:tcBorders>
             <w:vAlign w:val="center"/>
-          </w:tcPr>
-          <w:p>
-            <w:pPr>
-              <w:spacing w:after="0" w:line="240" w:lineRule="auto"/>
-              <w:jc w:val="left"/>
-            </w:pPr>
-            <w:r>
-              <w:rPr>
-                <w:rFonts w:ascii="Times New Roman" w:hAnsi="Times New Roman" w:eastAsia="Times New Roman"/>
-                <w:sz w:val="18"/>
-              </w:rPr>
-              <w:t xml:space="preserve"/>
-            </w:r>
+            <w:vMerge/>
+          </w:tcPr>
+          <w:p>
+            <w:pPr>
+              <w:spacing w:after="0" w:line="240" w:lineRule="auto"/>
+              <w:jc w:val="left"/>
+            </w:pPr>
           </w:p>
         </w:tc>
         <w:tc>
@@ -4482,6 +4580,20 @@
                 <w:rFonts w:ascii="Times New Roman" w:hAnsi="Times New Roman" w:eastAsia="Times New Roman"/>
                 <w:sz w:val="17"/>
               </w:rPr>
+              <w:t xml:space="preserve">NLS-ST (Cơ bản 2): 3.4.CB2a: Liệt kê được các hướng dẫn đơn giản để hệ thống máy tính giải quyết một vấn đề đơn giản hoặc thực hiện một nhiệm vụ đơn giản.</w:t>
+            </w:r>
+          </w:p>
+          <w:p>
+            <w:pPr>
+              <w:spacing w:after="0" w:line="240" w:lineRule="auto"/>
+              <w:jc w:val="left"/>
+            </w:pPr>
+            <w:r>
+              <w:rPr>
+                <w:rFonts w:ascii="Times New Roman" w:hAnsi="Times New Roman" w:eastAsia="Times New Roman"/>
+                <w:sz w:val="17"/>
+              </w:rPr>
+              <w:t xml:space="preserve">STEM: Bài học STEM.</w:t>
             </w:r>
           </w:p>
         </w:tc>
@@ -4538,19 +4650,13 @@
               <w:bottom w:val="single" w:sz="8" w:space="0" w:color="000000"/>
             </w:tcBorders>
             <w:vAlign w:val="center"/>
-          </w:tcPr>
-          <w:p>
-            <w:pPr>
-              <w:spacing w:after="0" w:line="240" w:lineRule="auto"/>
-              <w:jc w:val="left"/>
-            </w:pPr>
-            <w:r>
-              <w:rPr>
-                <w:rFonts w:ascii="Times New Roman" w:hAnsi="Times New Roman" w:eastAsia="Times New Roman"/>
-                <w:sz w:val="18"/>
-              </w:rPr>
-              <w:t xml:space="preserve"/>
-            </w:r>
+            <w:vMerge/>
+          </w:tcPr>
+          <w:p>
+            <w:pPr>
+              <w:spacing w:after="0" w:line="240" w:lineRule="auto"/>
+              <w:jc w:val="left"/>
+            </w:pPr>
           </w:p>
         </w:tc>
         <w:tc>
@@ -4615,6 +4721,20 @@
                 <w:rFonts w:ascii="Times New Roman" w:hAnsi="Times New Roman" w:eastAsia="Times New Roman"/>
                 <w:sz w:val="17"/>
               </w:rPr>
+              <w:t xml:space="preserve">NLS-ST (Cơ bản 2): 3.4.CB2a: Liệt kê được các hướng dẫn đơn giản để hệ thống máy tính giải quyết một vấn đề đơn giản hoặc thực hiện một nhiệm vụ đơn giản.</w:t>
+            </w:r>
+          </w:p>
+          <w:p>
+            <w:pPr>
+              <w:spacing w:after="0" w:line="240" w:lineRule="auto"/>
+              <w:jc w:val="left"/>
+            </w:pPr>
+            <w:r>
+              <w:rPr>
+                <w:rFonts w:ascii="Times New Roman" w:hAnsi="Times New Roman" w:eastAsia="Times New Roman"/>
+                <w:sz w:val="17"/>
+              </w:rPr>
+              <w:t xml:space="preserve">STEM: Bài học STEM.</w:t>
             </w:r>
           </w:p>
         </w:tc>
@@ -4671,19 +4791,13 @@
               <w:bottom w:val="single" w:sz="8" w:space="0" w:color="000000"/>
             </w:tcBorders>
             <w:vAlign w:val="center"/>
-          </w:tcPr>
-          <w:p>
-            <w:pPr>
-              <w:spacing w:after="0" w:line="240" w:lineRule="auto"/>
-              <w:jc w:val="left"/>
-            </w:pPr>
-            <w:r>
-              <w:rPr>
-                <w:rFonts w:ascii="Times New Roman" w:hAnsi="Times New Roman" w:eastAsia="Times New Roman"/>
-                <w:sz w:val="18"/>
-              </w:rPr>
-              <w:t xml:space="preserve"/>
-            </w:r>
+            <w:vMerge/>
+          </w:tcPr>
+          <w:p>
+            <w:pPr>
+              <w:spacing w:after="0" w:line="240" w:lineRule="auto"/>
+              <w:jc w:val="left"/>
+            </w:pPr>
           </w:p>
         </w:tc>
         <w:tc>
@@ -4748,6 +4862,20 @@
                 <w:rFonts w:ascii="Times New Roman" w:hAnsi="Times New Roman" w:eastAsia="Times New Roman"/>
                 <w:sz w:val="17"/>
               </w:rPr>
+              <w:t xml:space="preserve">NLS-ST (Cơ bản 2): 3.4.CB2a: Liệt kê được các hướng dẫn đơn giản để hệ thống máy tính giải quyết một vấn đề đơn giản hoặc thực hiện một nhiệm vụ đơn giản.</w:t>
+            </w:r>
+          </w:p>
+          <w:p>
+            <w:pPr>
+              <w:spacing w:after="0" w:line="240" w:lineRule="auto"/>
+              <w:jc w:val="left"/>
+            </w:pPr>
+            <w:r>
+              <w:rPr>
+                <w:rFonts w:ascii="Times New Roman" w:hAnsi="Times New Roman" w:eastAsia="Times New Roman"/>
+                <w:sz w:val="17"/>
+              </w:rPr>
+              <w:t xml:space="preserve">STEM: Bài học STEM.</w:t>
             </w:r>
           </w:p>
         </w:tc>
@@ -4804,19 +4932,13 @@
               <w:bottom w:val="single" w:sz="8" w:space="0" w:color="000000"/>
             </w:tcBorders>
             <w:vAlign w:val="center"/>
-          </w:tcPr>
-          <w:p>
-            <w:pPr>
-              <w:spacing w:after="0" w:line="240" w:lineRule="auto"/>
-              <w:jc w:val="left"/>
-            </w:pPr>
-            <w:r>
-              <w:rPr>
-                <w:rFonts w:ascii="Times New Roman" w:hAnsi="Times New Roman" w:eastAsia="Times New Roman"/>
-                <w:sz w:val="18"/>
-              </w:rPr>
-              <w:t xml:space="preserve"/>
-            </w:r>
+            <w:vMerge/>
+          </w:tcPr>
+          <w:p>
+            <w:pPr>
+              <w:spacing w:after="0" w:line="240" w:lineRule="auto"/>
+              <w:jc w:val="left"/>
+            </w:pPr>
           </w:p>
         </w:tc>
         <w:tc>
@@ -4881,6 +5003,20 @@
                 <w:rFonts w:ascii="Times New Roman" w:hAnsi="Times New Roman" w:eastAsia="Times New Roman"/>
                 <w:sz w:val="17"/>
               </w:rPr>
+              <w:t xml:space="preserve">NLS-ST (Cơ bản 2): 3.4.CB2a: Liệt kê được các hướng dẫn đơn giản để hệ thống máy tính giải quyết một vấn đề đơn giản hoặc thực hiện một nhiệm vụ đơn giản.</w:t>
+            </w:r>
+          </w:p>
+          <w:p>
+            <w:pPr>
+              <w:spacing w:after="0" w:line="240" w:lineRule="auto"/>
+              <w:jc w:val="left"/>
+            </w:pPr>
+            <w:r>
+              <w:rPr>
+                <w:rFonts w:ascii="Times New Roman" w:hAnsi="Times New Roman" w:eastAsia="Times New Roman"/>
+                <w:sz w:val="17"/>
+              </w:rPr>
+              <w:t xml:space="preserve">STEM: Bài học STEM.</w:t>
             </w:r>
           </w:p>
         </w:tc>
@@ -4937,19 +5073,13 @@
               <w:bottom w:val="single" w:sz="8" w:space="0" w:color="000000"/>
             </w:tcBorders>
             <w:vAlign w:val="center"/>
-          </w:tcPr>
-          <w:p>
-            <w:pPr>
-              <w:spacing w:after="0" w:line="240" w:lineRule="auto"/>
-              <w:jc w:val="left"/>
-            </w:pPr>
-            <w:r>
-              <w:rPr>
-                <w:rFonts w:ascii="Times New Roman" w:hAnsi="Times New Roman" w:eastAsia="Times New Roman"/>
-                <w:sz w:val="18"/>
-              </w:rPr>
-              <w:t xml:space="preserve"/>
-            </w:r>
+            <w:vMerge/>
+          </w:tcPr>
+          <w:p>
+            <w:pPr>
+              <w:spacing w:after="0" w:line="240" w:lineRule="auto"/>
+              <w:jc w:val="left"/>
+            </w:pPr>
           </w:p>
         </w:tc>
         <w:tc>
@@ -5014,6 +5144,20 @@
                 <w:rFonts w:ascii="Times New Roman" w:hAnsi="Times New Roman" w:eastAsia="Times New Roman"/>
                 <w:sz w:val="17"/>
               </w:rPr>
+              <w:t xml:space="preserve">NLS-ST (Cơ bản 2): 3.4.CB2a: Liệt kê được các hướng dẫn đơn giản để hệ thống máy tính giải quyết một vấn đề đơn giản hoặc thực hiện một nhiệm vụ đơn giản.</w:t>
+            </w:r>
+          </w:p>
+          <w:p>
+            <w:pPr>
+              <w:spacing w:after="0" w:line="240" w:lineRule="auto"/>
+              <w:jc w:val="left"/>
+            </w:pPr>
+            <w:r>
+              <w:rPr>
+                <w:rFonts w:ascii="Times New Roman" w:hAnsi="Times New Roman" w:eastAsia="Times New Roman"/>
+                <w:sz w:val="17"/>
+              </w:rPr>
+              <w:t xml:space="preserve">STEM: Bài học STEM.</w:t>
             </w:r>
           </w:p>
         </w:tc>
@@ -5070,6 +5214,7 @@
               <w:bottom w:val="single" w:sz="8" w:space="0" w:color="000000"/>
             </w:tcBorders>
             <w:vAlign w:val="center"/>
+            <w:vMerge w:val="restart"/>
           </w:tcPr>
           <w:p>
             <w:pPr>
@@ -5204,19 +5349,13 @@
               <w:bottom w:val="single" w:sz="8" w:space="0" w:color="000000"/>
             </w:tcBorders>
             <w:vAlign w:val="center"/>
-          </w:tcPr>
-          <w:p>
-            <w:pPr>
-              <w:spacing w:after="0" w:line="240" w:lineRule="auto"/>
-              <w:jc w:val="left"/>
-            </w:pPr>
-            <w:r>
-              <w:rPr>
-                <w:rFonts w:ascii="Times New Roman" w:hAnsi="Times New Roman" w:eastAsia="Times New Roman"/>
-                <w:sz w:val="18"/>
-              </w:rPr>
-              <w:t xml:space="preserve"/>
-            </w:r>
+            <w:vMerge/>
+          </w:tcPr>
+          <w:p>
+            <w:pPr>
+              <w:spacing w:after="0" w:line="240" w:lineRule="auto"/>
+              <w:jc w:val="left"/>
+            </w:pPr>
           </w:p>
         </w:tc>
         <w:tc>
